--- a/허구의아카이브_연구·사이트_종합보고서.docx
+++ b/허구의아카이브_연구·사이트_종합보고서.docx
@@ -30849,7 +30849,7 @@
           <w:color w:val="6B665C"/>
           <w:sz w:val="18"/>
         </w:rPr>
-        <w:t>이 문서는 저장소의 소스 코드(src-app.jsx · src-content.jsx · src-fb.js · firestore.rules)와 README.md를 근거로 작성했다. 번역 사다리의 계단 수는 소스 코드의 정의(T1~T9, 아홉 계단)를 따랐다. README.md 5절과 3차시 수업 흐름 설명에는 이전 판의 일곱 계단 체계가 남아 있으므로, 논문에 인용하기 전에 두 문서를 한쪽으로 통일해야 한다.</w:t>
+        <w:t>이 문서는 저장소의 소스 코드(src-app.jsx · src-content.jsx · src-fb.js · firestore.rules)와 README.md를 근거로 작성했다. 번역 사다리는 T1~T9의 아홉 계단, 변화 쌍은 아홉 곳으로, 소스 코드·README·이 문서의 표기를 모두 일치시켰다. 계단 수와 변화 쌍 수는 코드의 TRANSLATE_STAGES와 CHANGE_PAIRS 정의에서 나오므로, 계단이나 쌍을 더하거나 빼면 이 문서의 3.3절·4.4절과 README 5절을 함께 고쳐야 한다.</w:t>
       </w:r>
     </w:p>
     <w:sectPr>
